--- a/lessons/8-2/downloads/reveal/teacher/8.2-prerequisite-practice-answer-key.docx
+++ b/lessons/8-2/downloads/reveal/teacher/8.2-prerequisite-practice-answer-key.docx
@@ -13,7 +13,7 @@
           <w:caps/>
           <w:color w:val="003A70"/>
           <w:spacing w:val="12"/>
-          <w:sz w:val="19"/>
+          <w:sz w:val="22"/>
           <w:szCs w:val="19"/>
         </w:rPr>
         <w:t xml:space="preserve">Lesson 8-2  ·  Prerequisite Practice  ·  Answer Key</w:t>
@@ -21,6 +21,7 @@
     </w:p>
     <w:p>
       <w:pPr>
+        <w:pStyle w:val="Heading1"/>
         <w:spacing w:before="0" w:after="10" w:line="240" w:lineRule="auto"/>
       </w:pPr>
       <w:r>
@@ -45,7 +46,7 @@
         <w:rPr>
           <w:rFonts w:ascii="Avenir Next" w:hAnsi="Avenir Next" w:cs="Avenir Next" w:eastAsia="Avenir Next"/>
           <w:color w:val="5A5F66"/>
-          <w:sz w:val="17"/>
+          <w:sz w:val="22"/>
           <w:szCs w:val="17"/>
         </w:rPr>
         <w:t xml:space="preserve">Teacher use. Each sheet practices two earlier skills the session depends on. Step-frame answers are shown in order.</w:t>
@@ -85,6 +86,7 @@
           </w:tcPr>
           <w:p>
             <w:pPr>
+              <w:pStyle w:val="Heading2"/>
               <w:keepNext/>
               <w:pBdr>
                 <w:bottom w:val="single" w:sz="8" w:space="3" w:color="003A70"/>
@@ -100,7 +102,7 @@
                 <w:b/>
                 <w:color w:val="003A70"/>
                 <w:spacing w:val="14"/>
-                <w:sz w:val="19"/>
+                <w:sz w:val="22"/>
                 <w:szCs w:val="19"/>
               </w:rPr>
               <w:t xml:space="preserve">SESSION 1  ·  PRACTICE A</w:t>
@@ -119,7 +121,7 @@
                 <w:rFonts w:ascii="Avenir Next" w:hAnsi="Avenir Next" w:cs="Avenir Next" w:eastAsia="Avenir Next"/>
                 <w:i/>
                 <w:color w:val="5A5F66"/>
-                <w:sz w:val="17"/>
+                <w:sz w:val="22"/>
                 <w:szCs w:val="17"/>
               </w:rPr>
               <w:t xml:space="preserve">Related Addition and Subtraction Facts · Subtract Multi-Digit Numbers</w:t>
@@ -138,7 +140,7 @@
                 <w:rFonts w:ascii="Avenir Next" w:hAnsi="Avenir Next" w:cs="Avenir Next" w:eastAsia="Avenir Next"/>
                 <w:b/>
                 <w:color w:val="1A1A1A"/>
-                <w:sz w:val="17"/>
+                <w:sz w:val="22"/>
                 <w:szCs w:val="17"/>
               </w:rPr>
               <w:t xml:space="preserve">1.</w:t>
@@ -156,7 +158,7 @@
               <w:rPr>
                 <w:rFonts w:ascii="Avenir Next" w:hAnsi="Avenir Next" w:cs="Avenir Next" w:eastAsia="Avenir Next"/>
                 <w:color w:val="1A1A1A"/>
-                <w:sz w:val="17"/>
+                <w:sz w:val="22"/>
                 <w:szCs w:val="17"/>
               </w:rPr>
               <w:t xml:space="preserve">Step 1: 62   Step 2: 48   Step 3: 62</w:t>
@@ -175,7 +177,7 @@
                 <w:rFonts w:ascii="Avenir Next" w:hAnsi="Avenir Next" w:cs="Avenir Next" w:eastAsia="Avenir Next"/>
                 <w:b/>
                 <w:color w:val="1A1A1A"/>
-                <w:sz w:val="17"/>
+                <w:sz w:val="22"/>
                 <w:szCs w:val="17"/>
               </w:rPr>
               <w:t xml:space="preserve">2.</w:t>
@@ -193,7 +195,7 @@
               <w:rPr>
                 <w:rFonts w:ascii="Avenir Next" w:hAnsi="Avenir Next" w:cs="Avenir Next" w:eastAsia="Avenir Next"/>
                 <w:color w:val="1A1A1A"/>
-                <w:sz w:val="17"/>
+                <w:sz w:val="22"/>
                 <w:szCs w:val="17"/>
               </w:rPr>
               <w:t xml:space="preserve">Step 1: 33   Step 2: 18   Step 3: 33</w:t>
@@ -212,7 +214,7 @@
                 <w:rFonts w:ascii="Avenir Next" w:hAnsi="Avenir Next" w:cs="Avenir Next" w:eastAsia="Avenir Next"/>
                 <w:b/>
                 <w:color w:val="1A1A1A"/>
-                <w:sz w:val="17"/>
+                <w:sz w:val="22"/>
                 <w:szCs w:val="17"/>
               </w:rPr>
               <w:t xml:space="preserve">3.</w:t>
@@ -230,7 +232,7 @@
               <w:rPr>
                 <w:rFonts w:ascii="Avenir Next" w:hAnsi="Avenir Next" w:cs="Avenir Next" w:eastAsia="Avenir Next"/>
                 <w:color w:val="1A1A1A"/>
-                <w:sz w:val="17"/>
+                <w:sz w:val="22"/>
                 <w:szCs w:val="17"/>
               </w:rPr>
               <w:t xml:space="preserve">a. 28  b. 25  c. 82  d. 22  e. 45  f. 53</w:t>
@@ -249,7 +251,7 @@
                 <w:rFonts w:ascii="Avenir Next" w:hAnsi="Avenir Next" w:cs="Avenir Next" w:eastAsia="Avenir Next"/>
                 <w:b/>
                 <w:color w:val="1A1A1A"/>
-                <w:sz w:val="17"/>
+                <w:sz w:val="22"/>
                 <w:szCs w:val="17"/>
               </w:rPr>
               <w:t xml:space="preserve">4.</w:t>
@@ -267,7 +269,7 @@
               <w:rPr>
                 <w:rFonts w:ascii="Avenir Next" w:hAnsi="Avenir Next" w:cs="Avenir Next" w:eastAsia="Avenir Next"/>
                 <w:color w:val="1A1A1A"/>
-                <w:sz w:val="17"/>
+                <w:sz w:val="22"/>
                 <w:szCs w:val="17"/>
               </w:rPr>
               <w:t xml:space="preserve">Step 1: 3   Step 2: 13   Step 3: 7, 5, 57</w:t>
@@ -286,7 +288,7 @@
                 <w:rFonts w:ascii="Avenir Next" w:hAnsi="Avenir Next" w:cs="Avenir Next" w:eastAsia="Avenir Next"/>
                 <w:b/>
                 <w:color w:val="1A1A1A"/>
-                <w:sz w:val="17"/>
+                <w:sz w:val="22"/>
                 <w:szCs w:val="17"/>
               </w:rPr>
               <w:t xml:space="preserve">5.</w:t>
@@ -304,7 +306,7 @@
               <w:rPr>
                 <w:rFonts w:ascii="Avenir Next" w:hAnsi="Avenir Next" w:cs="Avenir Next" w:eastAsia="Avenir Next"/>
                 <w:color w:val="1A1A1A"/>
-                <w:sz w:val="17"/>
+                <w:sz w:val="22"/>
                 <w:szCs w:val="17"/>
               </w:rPr>
               <w:t xml:space="preserve">Step 1: 2   Step 2: 12   Step 3: 5, 3, 35</w:t>
@@ -323,7 +325,7 @@
                 <w:rFonts w:ascii="Avenir Next" w:hAnsi="Avenir Next" w:cs="Avenir Next" w:eastAsia="Avenir Next"/>
                 <w:b/>
                 <w:color w:val="1A1A1A"/>
-                <w:sz w:val="17"/>
+                <w:sz w:val="22"/>
                 <w:szCs w:val="17"/>
               </w:rPr>
               <w:t xml:space="preserve">6.</w:t>
@@ -341,7 +343,7 @@
               <w:rPr>
                 <w:rFonts w:ascii="Avenir Next" w:hAnsi="Avenir Next" w:cs="Avenir Next" w:eastAsia="Avenir Next"/>
                 <w:color w:val="1A1A1A"/>
-                <w:sz w:val="17"/>
+                <w:sz w:val="22"/>
                 <w:szCs w:val="17"/>
               </w:rPr>
               <w:t xml:space="preserve">a. 37  b. 28  c. 48  d. 82  e. 25  f. 45</w:t>
@@ -360,7 +362,7 @@
                 <w:rFonts w:ascii="Avenir Next" w:hAnsi="Avenir Next" w:cs="Avenir Next" w:eastAsia="Avenir Next"/>
                 <w:b/>
                 <w:color w:val="1A1A1A"/>
-                <w:sz w:val="17"/>
+                <w:sz w:val="22"/>
                 <w:szCs w:val="17"/>
               </w:rPr>
               <w:t xml:space="preserve">7.</w:t>
@@ -379,7 +381,7 @@
                 <w:rFonts w:ascii="Avenir Next" w:hAnsi="Avenir Next" w:cs="Avenir Next" w:eastAsia="Avenir Next"/>
                 <w:b/>
                 <w:color w:val="1A1A1A"/>
-                <w:sz w:val="17"/>
+                <w:sz w:val="22"/>
                 <w:szCs w:val="17"/>
               </w:rPr>
               <w:t xml:space="preserve">A</w:t>
@@ -388,7 +390,7 @@
               <w:rPr>
                 <w:rFonts w:ascii="Avenir Next" w:hAnsi="Avenir Next" w:cs="Avenir Next" w:eastAsia="Avenir Next"/>
                 <w:color w:val="1A1A1A"/>
-                <w:sz w:val="17"/>
+                <w:sz w:val="22"/>
                 <w:szCs w:val="17"/>
               </w:rPr>
               <w:t xml:space="preserve">  (53)</w:t>
@@ -402,6 +404,7 @@
           </w:tcPr>
           <w:p>
             <w:pPr>
+              <w:pStyle w:val="Heading2"/>
               <w:keepNext/>
               <w:pBdr>
                 <w:bottom w:val="single" w:sz="8" w:space="3" w:color="003A70"/>
@@ -417,7 +420,7 @@
                 <w:b/>
                 <w:color w:val="003A70"/>
                 <w:spacing w:val="14"/>
-                <w:sz w:val="19"/>
+                <w:sz w:val="22"/>
                 <w:szCs w:val="19"/>
               </w:rPr>
               <w:t xml:space="preserve">SESSION 1  ·  PRACTICE B</w:t>
@@ -436,7 +439,7 @@
                 <w:rFonts w:ascii="Avenir Next" w:hAnsi="Avenir Next" w:cs="Avenir Next" w:eastAsia="Avenir Next"/>
                 <w:i/>
                 <w:color w:val="5A5F66"/>
-                <w:sz w:val="17"/>
+                <w:sz w:val="22"/>
                 <w:szCs w:val="17"/>
               </w:rPr>
               <w:t xml:space="preserve">Check a Solution by Substituting · Write Equations for Situations</w:t>
@@ -455,7 +458,7 @@
                 <w:rFonts w:ascii="Avenir Next" w:hAnsi="Avenir Next" w:cs="Avenir Next" w:eastAsia="Avenir Next"/>
                 <w:b/>
                 <w:color w:val="1A1A1A"/>
-                <w:sz w:val="17"/>
+                <w:sz w:val="22"/>
                 <w:szCs w:val="17"/>
               </w:rPr>
               <w:t xml:space="preserve">1.</w:t>
@@ -473,7 +476,7 @@
               <w:rPr>
                 <w:rFonts w:ascii="Avenir Next" w:hAnsi="Avenir Next" w:cs="Avenir Next" w:eastAsia="Avenir Next"/>
                 <w:color w:val="1A1A1A"/>
-                <w:sz w:val="17"/>
+                <w:sz w:val="22"/>
                 <w:szCs w:val="17"/>
               </w:rPr>
               <w:t xml:space="preserve">Step 1: 48   Step 2: 62   Step 3: yes</w:t>
@@ -492,7 +495,7 @@
                 <w:rFonts w:ascii="Avenir Next" w:hAnsi="Avenir Next" w:cs="Avenir Next" w:eastAsia="Avenir Next"/>
                 <w:b/>
                 <w:color w:val="1A1A1A"/>
-                <w:sz w:val="17"/>
+                <w:sz w:val="22"/>
                 <w:szCs w:val="17"/>
               </w:rPr>
               <w:t xml:space="preserve">2.</w:t>
@@ -510,7 +513,7 @@
               <w:rPr>
                 <w:rFonts w:ascii="Avenir Next" w:hAnsi="Avenir Next" w:cs="Avenir Next" w:eastAsia="Avenir Next"/>
                 <w:color w:val="1A1A1A"/>
-                <w:sz w:val="17"/>
+                <w:sz w:val="22"/>
                 <w:szCs w:val="17"/>
               </w:rPr>
               <w:t xml:space="preserve">Step 1: 72   Step 2: 118   Step 3: no, s = 72 is not the solution</w:t>
@@ -529,7 +532,7 @@
                 <w:rFonts w:ascii="Avenir Next" w:hAnsi="Avenir Next" w:cs="Avenir Next" w:eastAsia="Avenir Next"/>
                 <w:b/>
                 <w:color w:val="1A1A1A"/>
-                <w:sz w:val="17"/>
+                <w:sz w:val="22"/>
                 <w:szCs w:val="17"/>
               </w:rPr>
               <w:t xml:space="preserve">3.</w:t>
@@ -547,7 +550,7 @@
               <w:rPr>
                 <w:rFonts w:ascii="Avenir Next" w:hAnsi="Avenir Next" w:cs="Avenir Next" w:eastAsia="Avenir Next"/>
                 <w:color w:val="1A1A1A"/>
-                <w:sz w:val="17"/>
+                <w:sz w:val="22"/>
                 <w:szCs w:val="17"/>
               </w:rPr>
               <w:t xml:space="preserve">a. yes  b. no  c. yes  d. yes</w:t>
@@ -566,7 +569,7 @@
                 <w:rFonts w:ascii="Avenir Next" w:hAnsi="Avenir Next" w:cs="Avenir Next" w:eastAsia="Avenir Next"/>
                 <w:b/>
                 <w:color w:val="1A1A1A"/>
-                <w:sz w:val="17"/>
+                <w:sz w:val="22"/>
                 <w:szCs w:val="17"/>
               </w:rPr>
               <w:t xml:space="preserve">4.</w:t>
@@ -584,7 +587,7 @@
               <w:rPr>
                 <w:rFonts w:ascii="Avenir Next" w:hAnsi="Avenir Next" w:cs="Avenir Next" w:eastAsia="Avenir Next"/>
                 <w:color w:val="1A1A1A"/>
-                <w:sz w:val="17"/>
+                <w:sz w:val="22"/>
                 <w:szCs w:val="17"/>
               </w:rPr>
               <w:t xml:space="preserve">Step 1: r   Step 2: r   Step 3: r + 19 = 56</w:t>
@@ -603,7 +606,7 @@
                 <w:rFonts w:ascii="Avenir Next" w:hAnsi="Avenir Next" w:cs="Avenir Next" w:eastAsia="Avenir Next"/>
                 <w:b/>
                 <w:color w:val="1A1A1A"/>
-                <w:sz w:val="17"/>
+                <w:sz w:val="22"/>
                 <w:szCs w:val="17"/>
               </w:rPr>
               <w:t xml:space="preserve">5.</w:t>
@@ -621,7 +624,7 @@
               <w:rPr>
                 <w:rFonts w:ascii="Avenir Next" w:hAnsi="Avenir Next" w:cs="Avenir Next" w:eastAsia="Avenir Next"/>
                 <w:color w:val="1A1A1A"/>
-                <w:sz w:val="17"/>
+                <w:sz w:val="22"/>
                 <w:szCs w:val="17"/>
               </w:rPr>
               <w:t xml:space="preserve">Step 1: p   Step 2: p   Step 3: p + 38 = 91</w:t>
@@ -640,7 +643,7 @@
                 <w:rFonts w:ascii="Avenir Next" w:hAnsi="Avenir Next" w:cs="Avenir Next" w:eastAsia="Avenir Next"/>
                 <w:b/>
                 <w:color w:val="1A1A1A"/>
-                <w:sz w:val="17"/>
+                <w:sz w:val="22"/>
                 <w:szCs w:val="17"/>
               </w:rPr>
               <w:t xml:space="preserve">6.</w:t>
@@ -658,7 +661,7 @@
               <w:rPr>
                 <w:rFonts w:ascii="Avenir Next" w:hAnsi="Avenir Next" w:cs="Avenir Next" w:eastAsia="Avenir Next"/>
                 <w:color w:val="1A1A1A"/>
-                <w:sz w:val="17"/>
+                <w:sz w:val="22"/>
                 <w:szCs w:val="17"/>
               </w:rPr>
               <w:t xml:space="preserve">a. s + 25 = 80  b. h + 6 = 20  c. c + 12 = 50  d. m + 3 = 10</w:t>
@@ -677,7 +680,7 @@
                 <w:rFonts w:ascii="Avenir Next" w:hAnsi="Avenir Next" w:cs="Avenir Next" w:eastAsia="Avenir Next"/>
                 <w:b/>
                 <w:color w:val="1A1A1A"/>
-                <w:sz w:val="17"/>
+                <w:sz w:val="22"/>
                 <w:szCs w:val="17"/>
               </w:rPr>
               <w:t xml:space="preserve">7.</w:t>
@@ -696,7 +699,7 @@
                 <w:rFonts w:ascii="Avenir Next" w:hAnsi="Avenir Next" w:cs="Avenir Next" w:eastAsia="Avenir Next"/>
                 <w:b/>
                 <w:color w:val="1A1A1A"/>
-                <w:sz w:val="17"/>
+                <w:sz w:val="22"/>
                 <w:szCs w:val="17"/>
               </w:rPr>
               <w:t xml:space="preserve">A</w:t>
@@ -705,7 +708,7 @@
               <w:rPr>
                 <w:rFonts w:ascii="Avenir Next" w:hAnsi="Avenir Next" w:cs="Avenir Next" w:eastAsia="Avenir Next"/>
                 <w:color w:val="1A1A1A"/>
-                <w:sz w:val="17"/>
+                <w:sz w:val="22"/>
                 <w:szCs w:val="17"/>
               </w:rPr>
               <w:t xml:space="preserve">  (</w:t>
@@ -715,7 +718,7 @@
                 <w:rFonts w:ascii="Avenir Next" w:hAnsi="Avenir Next" w:cs="Avenir Next" w:eastAsia="Avenir Next"/>
                 <w:i/>
                 <w:color w:val="1A1A1A"/>
-                <w:sz w:val="17"/>
+                <w:sz w:val="22"/>
                 <w:szCs w:val="17"/>
               </w:rPr>
               <w:t xml:space="preserve">s</w:t>
@@ -724,7 +727,7 @@
               <w:rPr>
                 <w:rFonts w:ascii="Avenir Next" w:hAnsi="Avenir Next" w:cs="Avenir Next" w:eastAsia="Avenir Next"/>
                 <w:color w:val="1A1A1A"/>
-                <w:sz w:val="17"/>
+                <w:sz w:val="22"/>
                 <w:szCs w:val="17"/>
               </w:rPr>
               <w:t xml:space="preserve"> + 30 = 95)</w:t>
@@ -772,6 +775,7 @@
           </w:tcPr>
           <w:p>
             <w:pPr>
+              <w:pStyle w:val="Heading2"/>
               <w:keepNext/>
               <w:pBdr>
                 <w:bottom w:val="single" w:sz="8" w:space="3" w:color="003A70"/>
@@ -787,7 +791,7 @@
                 <w:b/>
                 <w:color w:val="003A70"/>
                 <w:spacing w:val="14"/>
-                <w:sz w:val="19"/>
+                <w:sz w:val="22"/>
                 <w:szCs w:val="19"/>
               </w:rPr>
               <w:t xml:space="preserve">SESSION 2  ·  PRACTICE A</w:t>
@@ -806,7 +810,7 @@
                 <w:rFonts w:ascii="Avenir Next" w:hAnsi="Avenir Next" w:cs="Avenir Next" w:eastAsia="Avenir Next"/>
                 <w:i/>
                 <w:color w:val="5A5F66"/>
-                <w:sz w:val="17"/>
+                <w:sz w:val="22"/>
                 <w:szCs w:val="17"/>
               </w:rPr>
               <w:t xml:space="preserve">Add Multi-Digit Numbers · Add and Subtract Decimals</w:t>
@@ -825,7 +829,7 @@
                 <w:rFonts w:ascii="Avenir Next" w:hAnsi="Avenir Next" w:cs="Avenir Next" w:eastAsia="Avenir Next"/>
                 <w:b/>
                 <w:color w:val="1A1A1A"/>
-                <w:sz w:val="17"/>
+                <w:sz w:val="22"/>
                 <w:szCs w:val="17"/>
               </w:rPr>
               <w:t xml:space="preserve">1.</w:t>
@@ -843,7 +847,7 @@
               <w:rPr>
                 <w:rFonts w:ascii="Avenir Next" w:hAnsi="Avenir Next" w:cs="Avenir Next" w:eastAsia="Avenir Next"/>
                 <w:color w:val="1A1A1A"/>
-                <w:sz w:val="17"/>
+                <w:sz w:val="22"/>
                 <w:szCs w:val="17"/>
               </w:rPr>
               <w:t xml:space="preserve">Step 1: 12   Step 2: 2   Step 3: 9, 92</w:t>
@@ -862,7 +866,7 @@
                 <w:rFonts w:ascii="Avenir Next" w:hAnsi="Avenir Next" w:cs="Avenir Next" w:eastAsia="Avenir Next"/>
                 <w:b/>
                 <w:color w:val="1A1A1A"/>
-                <w:sz w:val="17"/>
+                <w:sz w:val="22"/>
                 <w:szCs w:val="17"/>
               </w:rPr>
               <w:t xml:space="preserve">2.</w:t>
@@ -880,7 +884,7 @@
               <w:rPr>
                 <w:rFonts w:ascii="Avenir Next" w:hAnsi="Avenir Next" w:cs="Avenir Next" w:eastAsia="Avenir Next"/>
                 <w:color w:val="1A1A1A"/>
-                <w:sz w:val="17"/>
+                <w:sz w:val="22"/>
                 <w:szCs w:val="17"/>
               </w:rPr>
               <w:t xml:space="preserve">Step 1: 14   Step 2: 4   Step 3: 234</w:t>
@@ -899,7 +903,7 @@
                 <w:rFonts w:ascii="Avenir Next" w:hAnsi="Avenir Next" w:cs="Avenir Next" w:eastAsia="Avenir Next"/>
                 <w:b/>
                 <w:color w:val="1A1A1A"/>
-                <w:sz w:val="17"/>
+                <w:sz w:val="22"/>
                 <w:szCs w:val="17"/>
               </w:rPr>
               <w:t xml:space="preserve">3.</w:t>
@@ -917,7 +921,7 @@
               <w:rPr>
                 <w:rFonts w:ascii="Avenir Next" w:hAnsi="Avenir Next" w:cs="Avenir Next" w:eastAsia="Avenir Next"/>
                 <w:color w:val="1A1A1A"/>
-                <w:sz w:val="17"/>
+                <w:sz w:val="22"/>
                 <w:szCs w:val="17"/>
               </w:rPr>
               <w:t xml:space="preserve">a. 82  b. 63  c. 92  d. 123  e. 225  f. 94</w:t>
@@ -936,7 +940,7 @@
                 <w:rFonts w:ascii="Avenir Next" w:hAnsi="Avenir Next" w:cs="Avenir Next" w:eastAsia="Avenir Next"/>
                 <w:b/>
                 <w:color w:val="1A1A1A"/>
-                <w:sz w:val="17"/>
+                <w:sz w:val="22"/>
                 <w:szCs w:val="17"/>
               </w:rPr>
               <w:t xml:space="preserve">4.</w:t>
@@ -954,7 +958,7 @@
               <w:rPr>
                 <w:rFonts w:ascii="Avenir Next" w:hAnsi="Avenir Next" w:cs="Avenir Next" w:eastAsia="Avenir Next"/>
                 <w:color w:val="1A1A1A"/>
-                <w:sz w:val="17"/>
+                <w:sz w:val="22"/>
                 <w:szCs w:val="17"/>
               </w:rPr>
               <w:t xml:space="preserve">Step 1: 3.75   Step 2: 2   Step 3: 10.00 = 10</w:t>
@@ -973,7 +977,7 @@
                 <w:rFonts w:ascii="Avenir Next" w:hAnsi="Avenir Next" w:cs="Avenir Next" w:eastAsia="Avenir Next"/>
                 <w:b/>
                 <w:color w:val="1A1A1A"/>
-                <w:sz w:val="17"/>
+                <w:sz w:val="22"/>
                 <w:szCs w:val="17"/>
               </w:rPr>
               <w:t xml:space="preserve">5.</w:t>
@@ -991,7 +995,7 @@
               <w:rPr>
                 <w:rFonts w:ascii="Avenir Next" w:hAnsi="Avenir Next" w:cs="Avenir Next" w:eastAsia="Avenir Next"/>
                 <w:color w:val="1A1A1A"/>
-                <w:sz w:val="17"/>
+                <w:sz w:val="22"/>
                 <w:szCs w:val="17"/>
               </w:rPr>
               <w:t xml:space="preserve">Step 1: 2.5   Step 2: 0   Step 3: 6.5</w:t>
@@ -1010,7 +1014,7 @@
                 <w:rFonts w:ascii="Avenir Next" w:hAnsi="Avenir Next" w:cs="Avenir Next" w:eastAsia="Avenir Next"/>
                 <w:b/>
                 <w:color w:val="1A1A1A"/>
-                <w:sz w:val="17"/>
+                <w:sz w:val="22"/>
                 <w:szCs w:val="17"/>
               </w:rPr>
               <w:t xml:space="preserve">6.</w:t>
@@ -1028,7 +1032,7 @@
               <w:rPr>
                 <w:rFonts w:ascii="Avenir Next" w:hAnsi="Avenir Next" w:cs="Avenir Next" w:eastAsia="Avenir Next"/>
                 <w:color w:val="1A1A1A"/>
-                <w:sz w:val="17"/>
+                <w:sz w:val="22"/>
                 <w:szCs w:val="17"/>
               </w:rPr>
               <w:t xml:space="preserve">a. 14  b. 9  c. 5.9  d. 12.5  e. 6.25  f. 3.5</w:t>
@@ -1047,7 +1051,7 @@
                 <w:rFonts w:ascii="Avenir Next" w:hAnsi="Avenir Next" w:cs="Avenir Next" w:eastAsia="Avenir Next"/>
                 <w:b/>
                 <w:color w:val="1A1A1A"/>
-                <w:sz w:val="17"/>
+                <w:sz w:val="22"/>
                 <w:szCs w:val="17"/>
               </w:rPr>
               <w:t xml:space="preserve">7.</w:t>
@@ -1066,7 +1070,7 @@
                 <w:rFonts w:ascii="Avenir Next" w:hAnsi="Avenir Next" w:cs="Avenir Next" w:eastAsia="Avenir Next"/>
                 <w:b/>
                 <w:color w:val="1A1A1A"/>
-                <w:sz w:val="17"/>
+                <w:sz w:val="22"/>
                 <w:szCs w:val="17"/>
               </w:rPr>
               <w:t xml:space="preserve">C</w:t>
@@ -1075,7 +1079,7 @@
               <w:rPr>
                 <w:rFonts w:ascii="Avenir Next" w:hAnsi="Avenir Next" w:cs="Avenir Next" w:eastAsia="Avenir Next"/>
                 <w:color w:val="1A1A1A"/>
-                <w:sz w:val="17"/>
+                <w:sz w:val="22"/>
                 <w:szCs w:val="17"/>
               </w:rPr>
               <w:t xml:space="preserve">  ($32.75)</w:t>
@@ -1089,6 +1093,7 @@
           </w:tcPr>
           <w:p>
             <w:pPr>
+              <w:pStyle w:val="Heading2"/>
               <w:keepNext/>
               <w:pBdr>
                 <w:bottom w:val="single" w:sz="8" w:space="3" w:color="003A70"/>
@@ -1104,7 +1109,7 @@
                 <w:b/>
                 <w:color w:val="003A70"/>
                 <w:spacing w:val="14"/>
-                <w:sz w:val="19"/>
+                <w:sz w:val="22"/>
                 <w:szCs w:val="19"/>
               </w:rPr>
               <w:t xml:space="preserve">SESSION 2  ·  PRACTICE B</w:t>
@@ -1123,7 +1128,7 @@
                 <w:rFonts w:ascii="Avenir Next" w:hAnsi="Avenir Next" w:cs="Avenir Next" w:eastAsia="Avenir Next"/>
                 <w:i/>
                 <w:color w:val="5A5F66"/>
-                <w:sz w:val="17"/>
+                <w:sz w:val="22"/>
                 <w:szCs w:val="17"/>
               </w:rPr>
               <w:t xml:space="preserve">Solve Addition Equations · Write Take-Away Equations</w:t>
@@ -1142,7 +1147,7 @@
                 <w:rFonts w:ascii="Avenir Next" w:hAnsi="Avenir Next" w:cs="Avenir Next" w:eastAsia="Avenir Next"/>
                 <w:b/>
                 <w:color w:val="1A1A1A"/>
-                <w:sz w:val="17"/>
+                <w:sz w:val="22"/>
                 <w:szCs w:val="17"/>
               </w:rPr>
               <w:t xml:space="preserve">1.</w:t>
@@ -1160,7 +1165,7 @@
               <w:rPr>
                 <w:rFonts w:ascii="Avenir Next" w:hAnsi="Avenir Next" w:cs="Avenir Next" w:eastAsia="Avenir Next"/>
                 <w:color w:val="1A1A1A"/>
-                <w:sz w:val="17"/>
+                <w:sz w:val="22"/>
                 <w:szCs w:val="17"/>
               </w:rPr>
               <w:t xml:space="preserve">Step 1: 19   Step 2: 37   Step 3: 56</w:t>
@@ -1179,7 +1184,7 @@
                 <w:rFonts w:ascii="Avenir Next" w:hAnsi="Avenir Next" w:cs="Avenir Next" w:eastAsia="Avenir Next"/>
                 <w:b/>
                 <w:color w:val="1A1A1A"/>
-                <w:sz w:val="17"/>
+                <w:sz w:val="22"/>
                 <w:szCs w:val="17"/>
               </w:rPr>
               <w:t xml:space="preserve">2.</w:t>
@@ -1197,7 +1202,7 @@
               <w:rPr>
                 <w:rFonts w:ascii="Avenir Next" w:hAnsi="Avenir Next" w:cs="Avenir Next" w:eastAsia="Avenir Next"/>
                 <w:color w:val="1A1A1A"/>
-                <w:sz w:val="17"/>
+                <w:sz w:val="22"/>
                 <w:szCs w:val="17"/>
               </w:rPr>
               <w:t xml:space="preserve">Step 1: 8.5   Step 2: 12.5   Step 3: 21</w:t>
@@ -1216,7 +1221,7 @@
                 <w:rFonts w:ascii="Avenir Next" w:hAnsi="Avenir Next" w:cs="Avenir Next" w:eastAsia="Avenir Next"/>
                 <w:b/>
                 <w:color w:val="1A1A1A"/>
-                <w:sz w:val="17"/>
+                <w:sz w:val="22"/>
                 <w:szCs w:val="17"/>
               </w:rPr>
               <w:t xml:space="preserve">3.</w:t>
@@ -1234,7 +1239,7 @@
               <w:rPr>
                 <w:rFonts w:ascii="Avenir Next" w:hAnsi="Avenir Next" w:cs="Avenir Next" w:eastAsia="Avenir Next"/>
                 <w:color w:val="1A1A1A"/>
-                <w:sz w:val="17"/>
+                <w:sz w:val="22"/>
                 <w:szCs w:val="17"/>
               </w:rPr>
               <w:t xml:space="preserve">a. n = 37  b. m = 18  c. p = 25  d. w = 6.5  e. f = 48  f. d = 57</w:t>
@@ -1253,7 +1258,7 @@
                 <w:rFonts w:ascii="Avenir Next" w:hAnsi="Avenir Next" w:cs="Avenir Next" w:eastAsia="Avenir Next"/>
                 <w:b/>
                 <w:color w:val="1A1A1A"/>
-                <w:sz w:val="17"/>
+                <w:sz w:val="22"/>
                 <w:szCs w:val="17"/>
               </w:rPr>
               <w:t xml:space="preserve">4.</w:t>
@@ -1271,7 +1276,7 @@
               <w:rPr>
                 <w:rFonts w:ascii="Avenir Next" w:hAnsi="Avenir Next" w:cs="Avenir Next" w:eastAsia="Avenir Next"/>
                 <w:color w:val="1A1A1A"/>
-                <w:sz w:val="17"/>
+                <w:sz w:val="22"/>
                 <w:szCs w:val="17"/>
               </w:rPr>
               <w:t xml:space="preserve">Step 1: g   Step 2: g   Step 3: g − 12 = 29</w:t>
@@ -1290,7 +1295,7 @@
                 <w:rFonts w:ascii="Avenir Next" w:hAnsi="Avenir Next" w:cs="Avenir Next" w:eastAsia="Avenir Next"/>
                 <w:b/>
                 <w:color w:val="1A1A1A"/>
-                <w:sz w:val="17"/>
+                <w:sz w:val="22"/>
                 <w:szCs w:val="17"/>
               </w:rPr>
               <w:t xml:space="preserve">5.</w:t>
@@ -1308,7 +1313,7 @@
               <w:rPr>
                 <w:rFonts w:ascii="Avenir Next" w:hAnsi="Avenir Next" w:cs="Avenir Next" w:eastAsia="Avenir Next"/>
                 <w:color w:val="1A1A1A"/>
-                <w:sz w:val="17"/>
+                <w:sz w:val="22"/>
                 <w:szCs w:val="17"/>
               </w:rPr>
               <w:t xml:space="preserve">Step 1: t   Step 2: t   Step 3: t − 45 = 80</w:t>
@@ -1327,7 +1332,7 @@
                 <w:rFonts w:ascii="Avenir Next" w:hAnsi="Avenir Next" w:cs="Avenir Next" w:eastAsia="Avenir Next"/>
                 <w:b/>
                 <w:color w:val="1A1A1A"/>
-                <w:sz w:val="17"/>
+                <w:sz w:val="22"/>
                 <w:szCs w:val="17"/>
               </w:rPr>
               <w:t xml:space="preserve">6.</w:t>
@@ -1345,7 +1350,7 @@
               <w:rPr>
                 <w:rFonts w:ascii="Avenir Next" w:hAnsi="Avenir Next" w:cs="Avenir Next" w:eastAsia="Avenir Next"/>
                 <w:color w:val="1A1A1A"/>
-                <w:sz w:val="17"/>
+                <w:sz w:val="22"/>
                 <w:szCs w:val="17"/>
               </w:rPr>
               <w:t xml:space="preserve">a. p − 7 = 18  b. c − 20 = 35  c. m − 15 = 40  d. b − 9 = 21</w:t>
@@ -1364,7 +1369,7 @@
                 <w:rFonts w:ascii="Avenir Next" w:hAnsi="Avenir Next" w:cs="Avenir Next" w:eastAsia="Avenir Next"/>
                 <w:b/>
                 <w:color w:val="1A1A1A"/>
-                <w:sz w:val="17"/>
+                <w:sz w:val="22"/>
                 <w:szCs w:val="17"/>
               </w:rPr>
               <w:t xml:space="preserve">7.</w:t>
@@ -1383,7 +1388,7 @@
                 <w:rFonts w:ascii="Avenir Next" w:hAnsi="Avenir Next" w:cs="Avenir Next" w:eastAsia="Avenir Next"/>
                 <w:b/>
                 <w:color w:val="1A1A1A"/>
-                <w:sz w:val="17"/>
+                <w:sz w:val="22"/>
                 <w:szCs w:val="17"/>
               </w:rPr>
               <w:t xml:space="preserve">B</w:t>
@@ -1392,7 +1397,7 @@
               <w:rPr>
                 <w:rFonts w:ascii="Avenir Next" w:hAnsi="Avenir Next" w:cs="Avenir Next" w:eastAsia="Avenir Next"/>
                 <w:color w:val="1A1A1A"/>
-                <w:sz w:val="17"/>
+                <w:sz w:val="22"/>
                 <w:szCs w:val="17"/>
               </w:rPr>
               <w:t xml:space="preserve">  (</w:t>
@@ -1402,7 +1407,7 @@
                 <w:rFonts w:ascii="Avenir Next" w:hAnsi="Avenir Next" w:cs="Avenir Next" w:eastAsia="Avenir Next"/>
                 <w:i/>
                 <w:color w:val="1A1A1A"/>
-                <w:sz w:val="17"/>
+                <w:sz w:val="22"/>
                 <w:szCs w:val="17"/>
               </w:rPr>
               <w:t xml:space="preserve">a</w:t>
@@ -1411,7 +1416,7 @@
               <w:rPr>
                 <w:rFonts w:ascii="Avenir Next" w:hAnsi="Avenir Next" w:cs="Avenir Next" w:eastAsia="Avenir Next"/>
                 <w:color w:val="1A1A1A"/>
-                <w:sz w:val="17"/>
+                <w:sz w:val="22"/>
                 <w:szCs w:val="17"/>
               </w:rPr>
               <w:t xml:space="preserve"> − 60 = 25)</w:t>
@@ -1508,7 +1513,106 @@
               <w:sz w:val="15"/>
               <w:szCs w:val="15"/>
             </w:rPr>
-            <w:t xml:space="preserve">Lesson 8-2  ·  Prerequisite Practice  ·  Answer Key</w:t>
+            <w:t xml:space="preserve">8-2 · Page </w:t>
+          </w:r>
+          <w:r>
+            <w:rPr>
+              <w:rFonts w:ascii="Avenir Next" w:hAnsi="Avenir Next" w:cs="Avenir Next" w:eastAsia="Avenir Next"/>
+              <w:color w:val="5A5F66"/>
+              <w:sz w:val="15"/>
+              <w:szCs w:val="15"/>
+            </w:rPr>
+            <w:fldChar w:fldCharType="begin"/>
+          </w:r>
+          <w:r>
+            <w:rPr>
+              <w:rFonts w:ascii="Avenir Next" w:hAnsi="Avenir Next" w:cs="Avenir Next" w:eastAsia="Avenir Next"/>
+              <w:color w:val="5A5F66"/>
+              <w:sz w:val="15"/>
+              <w:szCs w:val="15"/>
+            </w:rPr>
+            <w:instrText xml:space="preserve"> PAGE </w:instrText>
+          </w:r>
+          <w:r>
+            <w:rPr>
+              <w:rFonts w:ascii="Avenir Next" w:hAnsi="Avenir Next" w:cs="Avenir Next" w:eastAsia="Avenir Next"/>
+              <w:color w:val="5A5F66"/>
+              <w:sz w:val="15"/>
+              <w:szCs w:val="15"/>
+            </w:rPr>
+            <w:fldChar w:fldCharType="separate"/>
+          </w:r>
+          <w:r>
+            <w:rPr>
+              <w:rFonts w:ascii="Avenir Next" w:hAnsi="Avenir Next" w:cs="Avenir Next" w:eastAsia="Avenir Next"/>
+              <w:color w:val="5A5F66"/>
+              <w:sz w:val="15"/>
+              <w:szCs w:val="15"/>
+            </w:rPr>
+            <w:t xml:space="preserve">1</w:t>
+          </w:r>
+          <w:r>
+            <w:rPr>
+              <w:rFonts w:ascii="Avenir Next" w:hAnsi="Avenir Next" w:cs="Avenir Next" w:eastAsia="Avenir Next"/>
+              <w:color w:val="5A5F66"/>
+              <w:sz w:val="15"/>
+              <w:szCs w:val="15"/>
+            </w:rPr>
+            <w:fldChar w:fldCharType="end"/>
+          </w:r>
+          <w:r>
+            <w:rPr>
+              <w:rFonts w:ascii="Avenir Next" w:hAnsi="Avenir Next" w:cs="Avenir Next" w:eastAsia="Avenir Next"/>
+              <w:color w:val="5A5F66"/>
+              <w:sz w:val="15"/>
+              <w:szCs w:val="15"/>
+            </w:rPr>
+            <w:t xml:space="preserve"> of </w:t>
+          </w:r>
+          <w:r>
+            <w:rPr>
+              <w:rFonts w:ascii="Avenir Next" w:hAnsi="Avenir Next" w:cs="Avenir Next" w:eastAsia="Avenir Next"/>
+              <w:color w:val="5A5F66"/>
+              <w:sz w:val="15"/>
+              <w:szCs w:val="15"/>
+            </w:rPr>
+            <w:fldChar w:fldCharType="begin"/>
+          </w:r>
+          <w:r>
+            <w:rPr>
+              <w:rFonts w:ascii="Avenir Next" w:hAnsi="Avenir Next" w:cs="Avenir Next" w:eastAsia="Avenir Next"/>
+              <w:color w:val="5A5F66"/>
+              <w:sz w:val="15"/>
+              <w:szCs w:val="15"/>
+            </w:rPr>
+            <w:instrText xml:space="preserve"> NUMPAGES </w:instrText>
+          </w:r>
+          <w:r>
+            <w:rPr>
+              <w:rFonts w:ascii="Avenir Next" w:hAnsi="Avenir Next" w:cs="Avenir Next" w:eastAsia="Avenir Next"/>
+              <w:color w:val="5A5F66"/>
+              <w:sz w:val="15"/>
+              <w:szCs w:val="15"/>
+            </w:rPr>
+            <w:fldChar w:fldCharType="separate"/>
+          </w:r>
+          <w:r>
+            <w:rPr>
+              <w:rFonts w:ascii="Avenir Next" w:hAnsi="Avenir Next" w:cs="Avenir Next" w:eastAsia="Avenir Next"/>
+              <w:color w:val="5A5F66"/>
+              <w:sz w:val="15"/>
+              <w:szCs w:val="15"/>
+            </w:rPr>
+            <w:t xml:space="preserve">1</w:t>
+          </w:r>
+          <w:r>
+            <w:rPr>
+              <w:rFonts w:ascii="Avenir Next" w:hAnsi="Avenir Next" w:cs="Avenir Next" w:eastAsia="Avenir Next"/>
+              <w:color w:val="5A5F66"/>
+              <w:sz w:val="15"/>
+              <w:szCs w:val="15"/>
+            </w:rPr>
+            <w:fldChar w:fldCharType="end"/>
           </w:r>
         </w:p>
       </w:tc>
@@ -1551,5 +1655,23 @@
       </w:tblCellMar>
     </w:tblPr>
   </w:style>
+  <w:style w:type="paragraph" w:styleId="Heading1">
+    <w:name w:val="heading 1"/>
+    <w:basedOn w:val="Normal"/>
+    <w:pPr>
+      <w:outlineLvl w:val="0"/>
+      <w:keepNext w:val="0"/>
+      <w:keepLines w:val="0"/>
+    </w:pPr>
+  </w:style>
+  <w:style w:type="paragraph" w:styleId="Heading2">
+    <w:name w:val="heading 2"/>
+    <w:basedOn w:val="Normal"/>
+    <w:pPr>
+      <w:outlineLvl w:val="1"/>
+      <w:keepNext w:val="0"/>
+      <w:keepLines w:val="0"/>
+    </w:pPr>
+  </w:style>
 </w:styles>
 </file>